--- a/Knowledge/3-Work knowledge/1-Software Engineering/2-Testing/5-My Source/1-ISTQB Foundation Level/9-Tool Support for Testing/1-Testing Tools Categories/2-Test Management Tools.docx
+++ b/Knowledge/3-Work knowledge/1-Software Engineering/2-Testing/5-My Source/1-ISTQB Foundation Level/9-Tool Support for Testing/1-Testing Tools Categories/2-Test Management Tools.docx
@@ -31,51 +31,77 @@
       </w:pPr>
       <w:r>
         <w:rPr>
-          <w:b/>
-          <w:shd w:val="clear" w:color="auto" w:fill="B7B7B7"/>
-        </w:rPr>
-        <w:t># Source</w:t>
-      </w:r>
-      <w:r>
-        <w:rPr>
-          <w:shd w:val="clear" w:color="auto" w:fill="B7B7B7"/>
-        </w:rPr>
-        <w:t xml:space="preserve">: </w:t>
-      </w:r>
-      <w:r>
-        <w:rPr>
-          <w:b/>
-          <w:shd w:val="clear" w:color="auto" w:fill="B7B7B7"/>
-        </w:rPr>
-        <w:t xml:space="preserve">Chatgpt </w:t>
-      </w:r>
-      <w:r>
-        <w:rPr>
-          <w:b/>
-          <w:sz w:val="14"/>
-          <w:szCs w:val="14"/>
-          <w:shd w:val="clear" w:color="auto" w:fill="B7B7B7"/>
-        </w:rPr>
-        <w:t>(GPT</w:t>
-      </w:r>
-      <w:r>
-        <w:rPr>
-          <w:rFonts w:ascii="Cambria Math" w:hAnsi="Cambria Math" w:cs="Cambria Math"/>
-          <w:b/>
-          <w:sz w:val="14"/>
-          <w:szCs w:val="14"/>
-          <w:shd w:val="clear" w:color="auto" w:fill="B7B7B7"/>
+          <w:rFonts w:ascii="Arial" w:eastAsia="Arial" w:hAnsi="Arial" w:cs="Arial"/>
+          <w:b/>
+          <w:color w:val="000000"/>
+          <w:sz w:val="18"/>
+          <w:highlight w:val="lightGray"/>
+        </w:rPr>
+        <w:t># Source: AI Source: Provided by: [Data Path</w:t>
+      </w:r>
+      <w:r>
+        <w:rPr>
+          <w:rFonts w:ascii="Arial" w:eastAsia="Arial" w:hAnsi="Arial" w:cs="Arial"/>
+          <w:color w:val="000000"/>
+          <w:sz w:val="18"/>
+          <w:highlight w:val="lightGray"/>
+        </w:rPr>
+        <w:t xml:space="preserve">: Persons Table -&gt; ID Column: 1, Name_En Column: Motasem Essam] -&gt; </w:t>
+      </w:r>
+      <w:r>
+        <w:rPr>
+          <w:rFonts w:ascii="Arial" w:eastAsia="Arial" w:hAnsi="Arial" w:cs="Arial"/>
+          <w:b/>
+          <w:color w:val="000000"/>
+          <w:sz w:val="18"/>
+          <w:highlight w:val="lightGray"/>
+        </w:rPr>
+        <w:t>From:</w:t>
+      </w:r>
+      <w:r>
+        <w:rPr>
+          <w:rFonts w:ascii="Arial" w:eastAsia="Arial" w:hAnsi="Arial" w:cs="Arial"/>
+          <w:color w:val="000000"/>
+          <w:sz w:val="18"/>
+          <w:highlight w:val="lightGray"/>
+        </w:rPr>
+        <w:t xml:space="preserve"> [Chatgpt (GPT</w:t>
+      </w:r>
+      <w:r>
+        <w:rPr>
+          <w:rFonts w:ascii="Arial" w:eastAsia="Arial" w:hAnsi="Arial" w:cs="Cambria Math"/>
+          <w:color w:val="000000"/>
+          <w:sz w:val="18"/>
+          <w:highlight w:val="lightGray"/>
         </w:rPr>
         <w:t>‑</w:t>
       </w:r>
       <w:r>
         <w:rPr>
-          <w:b/>
-          <w:sz w:val="14"/>
-          <w:szCs w:val="14"/>
-          <w:shd w:val="clear" w:color="auto" w:fill="B7B7B7"/>
-        </w:rPr>
-        <w:t>5 Mini) at [8/19/2025]</w:t>
+          <w:rFonts w:ascii="Arial" w:eastAsia="Arial" w:hAnsi="Arial" w:cs="Arial"/>
+          <w:color w:val="000000"/>
+          <w:sz w:val="18"/>
+          <w:highlight w:val="lightGray"/>
+        </w:rPr>
+        <w:t xml:space="preserve">5 Mini)] </w:t>
+      </w:r>
+      <w:r>
+        <w:rPr>
+          <w:rFonts w:ascii="Arial" w:eastAsia="Arial" w:hAnsi="Arial" w:cs="Arial"/>
+          <w:b/>
+          <w:color w:val="000000"/>
+          <w:sz w:val="18"/>
+          <w:highlight w:val="lightGray"/>
+        </w:rPr>
+        <w:t>on</w:t>
+      </w:r>
+      <w:r>
+        <w:rPr>
+          <w:rFonts w:ascii="Arial" w:eastAsia="Arial" w:hAnsi="Arial"/>
+          <w:sz w:val="18"/>
+          <w:highlight w:val="lightGray"/>
+        </w:rPr>
+        <w:t xml:space="preserve"> [8/19/2025]</w:t>
       </w:r>
     </w:p>
     <w:p>
@@ -127,7 +153,7 @@
     </w:p>
     <w:p>
       <w:r>
-        <w:pict w14:anchorId="19E85FB5">
+        <w:pict w14:anchorId="29CAD099">
           <v:rect id="_x0000_i1025" style="width:0;height:1.5pt" o:hralign="center" o:hrstd="t" o:hr="t" fillcolor="#a0a0a0" stroked="f"/>
         </w:pict>
       </w:r>
@@ -151,51 +177,77 @@
       </w:pPr>
       <w:r>
         <w:rPr>
-          <w:b/>
-          <w:shd w:val="clear" w:color="auto" w:fill="B7B7B7"/>
-        </w:rPr>
-        <w:t># Source</w:t>
-      </w:r>
-      <w:r>
-        <w:rPr>
-          <w:shd w:val="clear" w:color="auto" w:fill="B7B7B7"/>
-        </w:rPr>
-        <w:t xml:space="preserve">: </w:t>
-      </w:r>
-      <w:r>
-        <w:rPr>
-          <w:b/>
-          <w:shd w:val="clear" w:color="auto" w:fill="B7B7B7"/>
-        </w:rPr>
-        <w:t xml:space="preserve">Chatgpt </w:t>
-      </w:r>
-      <w:r>
-        <w:rPr>
-          <w:b/>
-          <w:sz w:val="14"/>
-          <w:szCs w:val="14"/>
-          <w:shd w:val="clear" w:color="auto" w:fill="B7B7B7"/>
-        </w:rPr>
-        <w:t>(GPT</w:t>
-      </w:r>
-      <w:r>
-        <w:rPr>
-          <w:rFonts w:ascii="Cambria Math" w:hAnsi="Cambria Math" w:cs="Cambria Math"/>
-          <w:b/>
-          <w:sz w:val="14"/>
-          <w:szCs w:val="14"/>
-          <w:shd w:val="clear" w:color="auto" w:fill="B7B7B7"/>
+          <w:rFonts w:ascii="Arial" w:eastAsia="Arial" w:hAnsi="Arial" w:cs="Arial"/>
+          <w:b/>
+          <w:color w:val="000000"/>
+          <w:sz w:val="18"/>
+          <w:highlight w:val="lightGray"/>
+        </w:rPr>
+        <w:t># Source: AI Source: Provided by: [Data Path</w:t>
+      </w:r>
+      <w:r>
+        <w:rPr>
+          <w:rFonts w:ascii="Arial" w:eastAsia="Arial" w:hAnsi="Arial" w:cs="Arial"/>
+          <w:color w:val="000000"/>
+          <w:sz w:val="18"/>
+          <w:highlight w:val="lightGray"/>
+        </w:rPr>
+        <w:t xml:space="preserve">: Persons Table -&gt; ID Column: 1, Name_En Column: Motasem Essam] -&gt; </w:t>
+      </w:r>
+      <w:r>
+        <w:rPr>
+          <w:rFonts w:ascii="Arial" w:eastAsia="Arial" w:hAnsi="Arial" w:cs="Arial"/>
+          <w:b/>
+          <w:color w:val="000000"/>
+          <w:sz w:val="18"/>
+          <w:highlight w:val="lightGray"/>
+        </w:rPr>
+        <w:t>From:</w:t>
+      </w:r>
+      <w:r>
+        <w:rPr>
+          <w:rFonts w:ascii="Arial" w:eastAsia="Arial" w:hAnsi="Arial" w:cs="Arial"/>
+          <w:color w:val="000000"/>
+          <w:sz w:val="18"/>
+          <w:highlight w:val="lightGray"/>
+        </w:rPr>
+        <w:t xml:space="preserve"> [Chatgpt (GPT</w:t>
+      </w:r>
+      <w:r>
+        <w:rPr>
+          <w:rFonts w:ascii="Arial" w:eastAsia="Arial" w:hAnsi="Arial" w:cs="Cambria Math"/>
+          <w:color w:val="000000"/>
+          <w:sz w:val="18"/>
+          <w:highlight w:val="lightGray"/>
         </w:rPr>
         <w:t>‑</w:t>
       </w:r>
       <w:r>
         <w:rPr>
-          <w:b/>
-          <w:sz w:val="14"/>
-          <w:szCs w:val="14"/>
-          <w:shd w:val="clear" w:color="auto" w:fill="B7B7B7"/>
-        </w:rPr>
-        <w:t>5 Mini) at [8/19/2025]</w:t>
+          <w:rFonts w:ascii="Arial" w:eastAsia="Arial" w:hAnsi="Arial" w:cs="Arial"/>
+          <w:color w:val="000000"/>
+          <w:sz w:val="18"/>
+          <w:highlight w:val="lightGray"/>
+        </w:rPr>
+        <w:t xml:space="preserve">5 Mini)] </w:t>
+      </w:r>
+      <w:r>
+        <w:rPr>
+          <w:rFonts w:ascii="Arial" w:eastAsia="Arial" w:hAnsi="Arial" w:cs="Arial"/>
+          <w:b/>
+          <w:color w:val="000000"/>
+          <w:sz w:val="18"/>
+          <w:highlight w:val="lightGray"/>
+        </w:rPr>
+        <w:t>on</w:t>
+      </w:r>
+      <w:r>
+        <w:rPr>
+          <w:rFonts w:ascii="Arial" w:eastAsia="Arial" w:hAnsi="Arial"/>
+          <w:sz w:val="18"/>
+          <w:highlight w:val="lightGray"/>
+        </w:rPr>
+        <w:t xml:space="preserve"> [8/19/2025]</w:t>
       </w:r>
     </w:p>
     <w:p>
@@ -204,7 +256,7 @@
           <w:ilvl w:val="0"/>
           <w:numId w:val="4"/>
         </w:numPr>
-        <w:spacing w:before="240"/>
+        <w:spacing w:before="240" w:after="0" w:line="276" w:lineRule="auto"/>
       </w:pPr>
       <w:r>
         <w:rPr>
@@ -238,6 +290,7 @@
           <w:ilvl w:val="0"/>
           <w:numId w:val="4"/>
         </w:numPr>
+        <w:spacing w:after="0" w:line="276" w:lineRule="auto"/>
       </w:pPr>
       <w:r>
         <w:rPr>
@@ -271,6 +324,7 @@
           <w:ilvl w:val="0"/>
           <w:numId w:val="4"/>
         </w:numPr>
+        <w:spacing w:after="0" w:line="276" w:lineRule="auto"/>
       </w:pPr>
       <w:r>
         <w:rPr>
@@ -304,6 +358,7 @@
           <w:ilvl w:val="0"/>
           <w:numId w:val="4"/>
         </w:numPr>
+        <w:spacing w:after="0" w:line="276" w:lineRule="auto"/>
       </w:pPr>
       <w:r>
         <w:rPr>
@@ -337,7 +392,7 @@
           <w:ilvl w:val="0"/>
           <w:numId w:val="4"/>
         </w:numPr>
-        <w:spacing w:after="240"/>
+        <w:spacing w:after="240" w:line="276" w:lineRule="auto"/>
       </w:pPr>
       <w:r>
         <w:rPr>
@@ -367,7 +422,7 @@
     </w:p>
     <w:p>
       <w:r>
-        <w:pict w14:anchorId="02AC6EBC">
+        <w:pict w14:anchorId="64B143A3">
           <v:rect id="_x0000_i1026" style="width:0;height:1.5pt" o:hralign="center" o:hrstd="t" o:hr="t" fillcolor="#a0a0a0" stroked="f"/>
         </w:pict>
       </w:r>
@@ -391,51 +446,77 @@
       </w:pPr>
       <w:r>
         <w:rPr>
-          <w:b/>
-          <w:shd w:val="clear" w:color="auto" w:fill="B7B7B7"/>
-        </w:rPr>
-        <w:t># Source</w:t>
-      </w:r>
-      <w:r>
-        <w:rPr>
-          <w:shd w:val="clear" w:color="auto" w:fill="B7B7B7"/>
-        </w:rPr>
-        <w:t xml:space="preserve">: </w:t>
-      </w:r>
-      <w:r>
-        <w:rPr>
-          <w:b/>
-          <w:shd w:val="clear" w:color="auto" w:fill="B7B7B7"/>
-        </w:rPr>
-        <w:t xml:space="preserve">Chatgpt </w:t>
-      </w:r>
-      <w:r>
-        <w:rPr>
-          <w:b/>
-          <w:sz w:val="14"/>
-          <w:szCs w:val="14"/>
-          <w:shd w:val="clear" w:color="auto" w:fill="B7B7B7"/>
-        </w:rPr>
-        <w:t>(GPT</w:t>
-      </w:r>
-      <w:r>
-        <w:rPr>
-          <w:rFonts w:ascii="Cambria Math" w:hAnsi="Cambria Math" w:cs="Cambria Math"/>
-          <w:b/>
-          <w:sz w:val="14"/>
-          <w:szCs w:val="14"/>
-          <w:shd w:val="clear" w:color="auto" w:fill="B7B7B7"/>
+          <w:rFonts w:ascii="Arial" w:eastAsia="Arial" w:hAnsi="Arial" w:cs="Arial"/>
+          <w:b/>
+          <w:color w:val="000000"/>
+          <w:sz w:val="18"/>
+          <w:highlight w:val="lightGray"/>
+        </w:rPr>
+        <w:t># Source: AI Source: Provided by: [Data Path</w:t>
+      </w:r>
+      <w:r>
+        <w:rPr>
+          <w:rFonts w:ascii="Arial" w:eastAsia="Arial" w:hAnsi="Arial" w:cs="Arial"/>
+          <w:color w:val="000000"/>
+          <w:sz w:val="18"/>
+          <w:highlight w:val="lightGray"/>
+        </w:rPr>
+        <w:t xml:space="preserve">: Persons Table -&gt; ID Column: 1, Name_En Column: Motasem Essam] -&gt; </w:t>
+      </w:r>
+      <w:r>
+        <w:rPr>
+          <w:rFonts w:ascii="Arial" w:eastAsia="Arial" w:hAnsi="Arial" w:cs="Arial"/>
+          <w:b/>
+          <w:color w:val="000000"/>
+          <w:sz w:val="18"/>
+          <w:highlight w:val="lightGray"/>
+        </w:rPr>
+        <w:t>From:</w:t>
+      </w:r>
+      <w:r>
+        <w:rPr>
+          <w:rFonts w:ascii="Arial" w:eastAsia="Arial" w:hAnsi="Arial" w:cs="Arial"/>
+          <w:color w:val="000000"/>
+          <w:sz w:val="18"/>
+          <w:highlight w:val="lightGray"/>
+        </w:rPr>
+        <w:t xml:space="preserve"> [Chatgpt (GPT</w:t>
+      </w:r>
+      <w:r>
+        <w:rPr>
+          <w:rFonts w:ascii="Arial" w:eastAsia="Arial" w:hAnsi="Arial" w:cs="Cambria Math"/>
+          <w:color w:val="000000"/>
+          <w:sz w:val="18"/>
+          <w:highlight w:val="lightGray"/>
         </w:rPr>
         <w:t>‑</w:t>
       </w:r>
       <w:r>
         <w:rPr>
-          <w:b/>
-          <w:sz w:val="14"/>
-          <w:szCs w:val="14"/>
-          <w:shd w:val="clear" w:color="auto" w:fill="B7B7B7"/>
-        </w:rPr>
-        <w:t>5 Mini) at [8/19/2025]</w:t>
+          <w:rFonts w:ascii="Arial" w:eastAsia="Arial" w:hAnsi="Arial" w:cs="Arial"/>
+          <w:color w:val="000000"/>
+          <w:sz w:val="18"/>
+          <w:highlight w:val="lightGray"/>
+        </w:rPr>
+        <w:t xml:space="preserve">5 Mini)] </w:t>
+      </w:r>
+      <w:r>
+        <w:rPr>
+          <w:rFonts w:ascii="Arial" w:eastAsia="Arial" w:hAnsi="Arial" w:cs="Arial"/>
+          <w:b/>
+          <w:color w:val="000000"/>
+          <w:sz w:val="18"/>
+          <w:highlight w:val="lightGray"/>
+        </w:rPr>
+        <w:t>on</w:t>
+      </w:r>
+      <w:r>
+        <w:rPr>
+          <w:rFonts w:ascii="Arial" w:eastAsia="Arial" w:hAnsi="Arial"/>
+          <w:sz w:val="18"/>
+          <w:highlight w:val="lightGray"/>
+        </w:rPr>
+        <w:t xml:space="preserve"> [8/19/2025]</w:t>
       </w:r>
     </w:p>
     <w:p>
@@ -444,7 +525,7 @@
           <w:ilvl w:val="0"/>
           <w:numId w:val="3"/>
         </w:numPr>
-        <w:spacing w:before="240"/>
+        <w:spacing w:before="240" w:after="0" w:line="276" w:lineRule="auto"/>
         <w:rPr>
           <w:rFonts w:ascii="Roboto Mono" w:eastAsia="Roboto Mono" w:hAnsi="Roboto Mono" w:cs="Roboto Mono"/>
         </w:rPr>
@@ -468,6 +549,7 @@
           <w:ilvl w:val="0"/>
           <w:numId w:val="3"/>
         </w:numPr>
+        <w:spacing w:after="0" w:line="276" w:lineRule="auto"/>
         <w:rPr>
           <w:rFonts w:ascii="Roboto Mono" w:eastAsia="Roboto Mono" w:hAnsi="Roboto Mono" w:cs="Roboto Mono"/>
         </w:rPr>
@@ -491,15 +573,15 @@
           <w:ilvl w:val="0"/>
           <w:numId w:val="3"/>
         </w:numPr>
-        <w:rPr>
-          <w:rFonts w:ascii="Roboto Mono" w:eastAsia="Roboto Mono" w:hAnsi="Roboto Mono" w:cs="Roboto Mono"/>
-        </w:rPr>
-      </w:pPr>
-      <w:r>
-        <w:rPr>
-          <w:rFonts w:ascii="Roboto Mono" w:eastAsia="Roboto Mono" w:hAnsi="Roboto Mono" w:cs="Roboto Mono"/>
-        </w:rPr>
-        <w:lastRenderedPageBreak/>
+        <w:spacing w:after="0" w:line="276" w:lineRule="auto"/>
+        <w:rPr>
+          <w:rFonts w:ascii="Roboto Mono" w:eastAsia="Roboto Mono" w:hAnsi="Roboto Mono" w:cs="Roboto Mono"/>
+        </w:rPr>
+      </w:pPr>
+      <w:r>
+        <w:rPr>
+          <w:rFonts w:ascii="Roboto Mono" w:eastAsia="Roboto Mono" w:hAnsi="Roboto Mono" w:cs="Roboto Mono"/>
+        </w:rPr>
         <w:t>Defect Linking and Tracking</w:t>
       </w:r>
       <w:r>
@@ -515,6 +597,7 @@
           <w:ilvl w:val="0"/>
           <w:numId w:val="3"/>
         </w:numPr>
+        <w:spacing w:after="0" w:line="276" w:lineRule="auto"/>
         <w:rPr>
           <w:rFonts w:ascii="Roboto Mono" w:eastAsia="Roboto Mono" w:hAnsi="Roboto Mono" w:cs="Roboto Mono"/>
         </w:rPr>
@@ -538,6 +621,7 @@
           <w:ilvl w:val="0"/>
           <w:numId w:val="3"/>
         </w:numPr>
+        <w:spacing w:after="0" w:line="276" w:lineRule="auto"/>
         <w:rPr>
           <w:rFonts w:ascii="Roboto Mono" w:eastAsia="Roboto Mono" w:hAnsi="Roboto Mono" w:cs="Roboto Mono"/>
         </w:rPr>
@@ -561,7 +645,7 @@
           <w:ilvl w:val="0"/>
           <w:numId w:val="3"/>
         </w:numPr>
-        <w:spacing w:after="240"/>
+        <w:spacing w:after="240" w:line="276" w:lineRule="auto"/>
         <w:rPr>
           <w:rFonts w:ascii="Roboto Mono" w:eastAsia="Roboto Mono" w:hAnsi="Roboto Mono" w:cs="Roboto Mono"/>
         </w:rPr>
@@ -581,7 +665,7 @@
     </w:p>
     <w:p>
       <w:r>
-        <w:pict w14:anchorId="2C20DCD1">
+        <w:pict w14:anchorId="7F7CBE0B">
           <v:rect id="_x0000_i1027" style="width:0;height:1.5pt" o:hralign="center" o:hrstd="t" o:hr="t" fillcolor="#a0a0a0" stroked="f"/>
         </w:pict>
       </w:r>
@@ -605,51 +689,77 @@
       </w:pPr>
       <w:r>
         <w:rPr>
-          <w:b/>
-          <w:shd w:val="clear" w:color="auto" w:fill="B7B7B7"/>
-        </w:rPr>
-        <w:t># Source</w:t>
-      </w:r>
-      <w:r>
-        <w:rPr>
-          <w:shd w:val="clear" w:color="auto" w:fill="B7B7B7"/>
-        </w:rPr>
-        <w:t xml:space="preserve">: </w:t>
-      </w:r>
-      <w:r>
-        <w:rPr>
-          <w:b/>
-          <w:shd w:val="clear" w:color="auto" w:fill="B7B7B7"/>
-        </w:rPr>
-        <w:t xml:space="preserve">Chatgpt </w:t>
-      </w:r>
-      <w:r>
-        <w:rPr>
-          <w:b/>
-          <w:sz w:val="14"/>
-          <w:szCs w:val="14"/>
-          <w:shd w:val="clear" w:color="auto" w:fill="B7B7B7"/>
-        </w:rPr>
-        <w:t>(GPT</w:t>
-      </w:r>
-      <w:r>
-        <w:rPr>
-          <w:rFonts w:ascii="Cambria Math" w:hAnsi="Cambria Math" w:cs="Cambria Math"/>
-          <w:b/>
-          <w:sz w:val="14"/>
-          <w:szCs w:val="14"/>
-          <w:shd w:val="clear" w:color="auto" w:fill="B7B7B7"/>
+          <w:rFonts w:ascii="Arial" w:eastAsia="Arial" w:hAnsi="Arial" w:cs="Arial"/>
+          <w:b/>
+          <w:color w:val="000000"/>
+          <w:sz w:val="18"/>
+          <w:highlight w:val="lightGray"/>
+        </w:rPr>
+        <w:t># Source: AI Source: Provided by: [Data Path</w:t>
+      </w:r>
+      <w:r>
+        <w:rPr>
+          <w:rFonts w:ascii="Arial" w:eastAsia="Arial" w:hAnsi="Arial" w:cs="Arial"/>
+          <w:color w:val="000000"/>
+          <w:sz w:val="18"/>
+          <w:highlight w:val="lightGray"/>
+        </w:rPr>
+        <w:t xml:space="preserve">: Persons Table -&gt; ID Column: 1, Name_En Column: Motasem Essam] -&gt; </w:t>
+      </w:r>
+      <w:r>
+        <w:rPr>
+          <w:rFonts w:ascii="Arial" w:eastAsia="Arial" w:hAnsi="Arial" w:cs="Arial"/>
+          <w:b/>
+          <w:color w:val="000000"/>
+          <w:sz w:val="18"/>
+          <w:highlight w:val="lightGray"/>
+        </w:rPr>
+        <w:t>From:</w:t>
+      </w:r>
+      <w:r>
+        <w:rPr>
+          <w:rFonts w:ascii="Arial" w:eastAsia="Arial" w:hAnsi="Arial" w:cs="Arial"/>
+          <w:color w:val="000000"/>
+          <w:sz w:val="18"/>
+          <w:highlight w:val="lightGray"/>
+        </w:rPr>
+        <w:t xml:space="preserve"> [Chatgpt (GPT</w:t>
+      </w:r>
+      <w:r>
+        <w:rPr>
+          <w:rFonts w:ascii="Arial" w:eastAsia="Arial" w:hAnsi="Arial" w:cs="Cambria Math"/>
+          <w:color w:val="000000"/>
+          <w:sz w:val="18"/>
+          <w:highlight w:val="lightGray"/>
         </w:rPr>
         <w:t>‑</w:t>
       </w:r>
       <w:r>
         <w:rPr>
-          <w:b/>
-          <w:sz w:val="14"/>
-          <w:szCs w:val="14"/>
-          <w:shd w:val="clear" w:color="auto" w:fill="B7B7B7"/>
-        </w:rPr>
-        <w:t>5 Mini) at [8/19/2025]</w:t>
+          <w:rFonts w:ascii="Arial" w:eastAsia="Arial" w:hAnsi="Arial" w:cs="Arial"/>
+          <w:color w:val="000000"/>
+          <w:sz w:val="18"/>
+          <w:highlight w:val="lightGray"/>
+        </w:rPr>
+        <w:t xml:space="preserve">5 Mini)] </w:t>
+      </w:r>
+      <w:r>
+        <w:rPr>
+          <w:rFonts w:ascii="Arial" w:eastAsia="Arial" w:hAnsi="Arial" w:cs="Arial"/>
+          <w:b/>
+          <w:color w:val="000000"/>
+          <w:sz w:val="18"/>
+          <w:highlight w:val="lightGray"/>
+        </w:rPr>
+        <w:t>on</w:t>
+      </w:r>
+      <w:r>
+        <w:rPr>
+          <w:rFonts w:ascii="Arial" w:eastAsia="Arial" w:hAnsi="Arial"/>
+          <w:sz w:val="18"/>
+          <w:highlight w:val="lightGray"/>
+        </w:rPr>
+        <w:t xml:space="preserve"> [8/19/2025]</w:t>
       </w:r>
     </w:p>
     <w:p>
@@ -658,7 +768,7 @@
           <w:ilvl w:val="0"/>
           <w:numId w:val="2"/>
         </w:numPr>
-        <w:spacing w:before="240"/>
+        <w:spacing w:before="240" w:after="0" w:line="276" w:lineRule="auto"/>
       </w:pPr>
       <w:r>
         <w:rPr>
@@ -686,6 +796,7 @@
           <w:ilvl w:val="0"/>
           <w:numId w:val="2"/>
         </w:numPr>
+        <w:spacing w:after="0" w:line="276" w:lineRule="auto"/>
       </w:pPr>
       <w:r>
         <w:rPr>
@@ -713,6 +824,7 @@
           <w:ilvl w:val="0"/>
           <w:numId w:val="2"/>
         </w:numPr>
+        <w:spacing w:after="0" w:line="276" w:lineRule="auto"/>
       </w:pPr>
       <w:r>
         <w:rPr>
@@ -740,6 +852,7 @@
           <w:ilvl w:val="0"/>
           <w:numId w:val="2"/>
         </w:numPr>
+        <w:spacing w:after="0" w:line="276" w:lineRule="auto"/>
       </w:pPr>
       <w:r>
         <w:rPr>
@@ -767,7 +880,7 @@
           <w:ilvl w:val="0"/>
           <w:numId w:val="2"/>
         </w:numPr>
-        <w:spacing w:after="240"/>
+        <w:spacing w:after="240" w:line="276" w:lineRule="auto"/>
       </w:pPr>
       <w:r>
         <w:rPr>
@@ -791,7 +904,7 @@
     </w:p>
     <w:p>
       <w:r>
-        <w:pict w14:anchorId="03C41274">
+        <w:pict w14:anchorId="6F93B988">
           <v:rect id="_x0000_i1028" style="width:0;height:1.5pt" o:hralign="center" o:hrstd="t" o:hr="t" fillcolor="#a0a0a0" stroked="f"/>
         </w:pict>
       </w:r>
@@ -815,51 +928,77 @@
       </w:pPr>
       <w:r>
         <w:rPr>
-          <w:b/>
-          <w:shd w:val="clear" w:color="auto" w:fill="B7B7B7"/>
-        </w:rPr>
-        <w:t># Source</w:t>
-      </w:r>
-      <w:r>
-        <w:rPr>
-          <w:shd w:val="clear" w:color="auto" w:fill="B7B7B7"/>
-        </w:rPr>
-        <w:t xml:space="preserve">: </w:t>
-      </w:r>
-      <w:r>
-        <w:rPr>
-          <w:b/>
-          <w:shd w:val="clear" w:color="auto" w:fill="B7B7B7"/>
-        </w:rPr>
-        <w:t xml:space="preserve">Chatgpt </w:t>
-      </w:r>
-      <w:r>
-        <w:rPr>
-          <w:b/>
-          <w:sz w:val="14"/>
-          <w:szCs w:val="14"/>
-          <w:shd w:val="clear" w:color="auto" w:fill="B7B7B7"/>
-        </w:rPr>
-        <w:t>(GPT</w:t>
-      </w:r>
-      <w:r>
-        <w:rPr>
-          <w:rFonts w:ascii="Cambria Math" w:hAnsi="Cambria Math" w:cs="Cambria Math"/>
-          <w:b/>
-          <w:sz w:val="14"/>
-          <w:szCs w:val="14"/>
-          <w:shd w:val="clear" w:color="auto" w:fill="B7B7B7"/>
+          <w:rFonts w:ascii="Arial" w:eastAsia="Arial" w:hAnsi="Arial" w:cs="Arial"/>
+          <w:b/>
+          <w:color w:val="000000"/>
+          <w:sz w:val="18"/>
+          <w:highlight w:val="lightGray"/>
+        </w:rPr>
+        <w:t># Source: AI Source: Provided by: [Data Path</w:t>
+      </w:r>
+      <w:r>
+        <w:rPr>
+          <w:rFonts w:ascii="Arial" w:eastAsia="Arial" w:hAnsi="Arial" w:cs="Arial"/>
+          <w:color w:val="000000"/>
+          <w:sz w:val="18"/>
+          <w:highlight w:val="lightGray"/>
+        </w:rPr>
+        <w:t xml:space="preserve">: Persons Table -&gt; ID Column: 1, Name_En Column: Motasem Essam] -&gt; </w:t>
+      </w:r>
+      <w:r>
+        <w:rPr>
+          <w:rFonts w:ascii="Arial" w:eastAsia="Arial" w:hAnsi="Arial" w:cs="Arial"/>
+          <w:b/>
+          <w:color w:val="000000"/>
+          <w:sz w:val="18"/>
+          <w:highlight w:val="lightGray"/>
+        </w:rPr>
+        <w:t>From:</w:t>
+      </w:r>
+      <w:r>
+        <w:rPr>
+          <w:rFonts w:ascii="Arial" w:eastAsia="Arial" w:hAnsi="Arial" w:cs="Arial"/>
+          <w:color w:val="000000"/>
+          <w:sz w:val="18"/>
+          <w:highlight w:val="lightGray"/>
+        </w:rPr>
+        <w:t xml:space="preserve"> [Chatgpt (GPT</w:t>
+      </w:r>
+      <w:r>
+        <w:rPr>
+          <w:rFonts w:ascii="Arial" w:eastAsia="Arial" w:hAnsi="Arial" w:cs="Cambria Math"/>
+          <w:color w:val="000000"/>
+          <w:sz w:val="18"/>
+          <w:highlight w:val="lightGray"/>
         </w:rPr>
         <w:t>‑</w:t>
       </w:r>
       <w:r>
         <w:rPr>
-          <w:b/>
-          <w:sz w:val="14"/>
-          <w:szCs w:val="14"/>
-          <w:shd w:val="clear" w:color="auto" w:fill="B7B7B7"/>
-        </w:rPr>
-        <w:t>5 Mini) at [8/19/2025]</w:t>
+          <w:rFonts w:ascii="Arial" w:eastAsia="Arial" w:hAnsi="Arial" w:cs="Arial"/>
+          <w:color w:val="000000"/>
+          <w:sz w:val="18"/>
+          <w:highlight w:val="lightGray"/>
+        </w:rPr>
+        <w:t xml:space="preserve">5 Mini)] </w:t>
+      </w:r>
+      <w:r>
+        <w:rPr>
+          <w:rFonts w:ascii="Arial" w:eastAsia="Arial" w:hAnsi="Arial" w:cs="Arial"/>
+          <w:b/>
+          <w:color w:val="000000"/>
+          <w:sz w:val="18"/>
+          <w:highlight w:val="lightGray"/>
+        </w:rPr>
+        <w:t>on</w:t>
+      </w:r>
+      <w:r>
+        <w:rPr>
+          <w:rFonts w:ascii="Arial" w:eastAsia="Arial" w:hAnsi="Arial"/>
+          <w:sz w:val="18"/>
+          <w:highlight w:val="lightGray"/>
+        </w:rPr>
+        <w:t xml:space="preserve"> [8/19/2025]</w:t>
       </w:r>
     </w:p>
     <w:p>
@@ -868,7 +1007,7 @@
           <w:ilvl w:val="0"/>
           <w:numId w:val="1"/>
         </w:numPr>
-        <w:spacing w:before="240"/>
+        <w:spacing w:before="240" w:after="0" w:line="276" w:lineRule="auto"/>
       </w:pPr>
       <w:r>
         <w:rPr>
@@ -902,6 +1041,7 @@
           <w:ilvl w:val="0"/>
           <w:numId w:val="1"/>
         </w:numPr>
+        <w:spacing w:after="0" w:line="276" w:lineRule="auto"/>
         <w:rPr>
           <w:rFonts w:ascii="Roboto Mono" w:eastAsia="Roboto Mono" w:hAnsi="Roboto Mono" w:cs="Roboto Mono"/>
         </w:rPr>
@@ -925,6 +1065,7 @@
           <w:ilvl w:val="0"/>
           <w:numId w:val="1"/>
         </w:numPr>
+        <w:spacing w:after="0" w:line="276" w:lineRule="auto"/>
       </w:pPr>
       <w:r>
         <w:rPr>
@@ -958,6 +1099,7 @@
           <w:ilvl w:val="0"/>
           <w:numId w:val="1"/>
         </w:numPr>
+        <w:spacing w:after="0" w:line="276" w:lineRule="auto"/>
         <w:rPr>
           <w:rFonts w:ascii="Roboto Mono" w:eastAsia="Roboto Mono" w:hAnsi="Roboto Mono" w:cs="Roboto Mono"/>
         </w:rPr>
@@ -981,13 +1123,12 @@
           <w:ilvl w:val="0"/>
           <w:numId w:val="1"/>
         </w:numPr>
-        <w:spacing w:after="240"/>
-      </w:pPr>
-      <w:r>
-        <w:rPr>
-          <w:rFonts w:ascii="Roboto Mono" w:eastAsia="Roboto Mono" w:hAnsi="Roboto Mono" w:cs="Roboto Mono"/>
-        </w:rPr>
-        <w:lastRenderedPageBreak/>
+        <w:spacing w:after="240" w:line="276" w:lineRule="auto"/>
+      </w:pPr>
+      <w:r>
+        <w:rPr>
+          <w:rFonts w:ascii="Roboto Mono" w:eastAsia="Roboto Mono" w:hAnsi="Roboto Mono" w:cs="Roboto Mono"/>
+        </w:rPr>
         <w:t xml:space="preserve">Managers generate </w:t>
       </w:r>
       <w:r>
@@ -1009,7 +1150,7 @@
     </w:p>
     <w:p>
       <w:r>
-        <w:pict w14:anchorId="14048C10">
+        <w:pict w14:anchorId="11419B42">
           <v:rect id="_x0000_i1029" style="width:0;height:1.5pt" o:hralign="center" o:hrstd="t" o:hr="t" fillcolor="#a0a0a0" stroked="f"/>
         </w:pict>
       </w:r>
@@ -1089,18 +1230,19 @@
     </w:p>
     <w:p>
       <w:r>
-        <w:pict w14:anchorId="0D7E03D4">
+        <w:pict w14:anchorId="1CEDE867">
           <v:rect id="_x0000_i1030" style="width:0;height:1.5pt" o:hralign="center" o:hrstd="t" o:hr="t" fillcolor="#a0a0a0" stroked="f"/>
         </w:pict>
       </w:r>
     </w:p>
+    <w:p/>
     <w:p/>
     <w:p/>
     <w:sectPr>
       <w:pgSz w:w="12240" w:h="15840"/>
       <w:pgMar w:top="1440" w:right="1440" w:bottom="1440" w:left="1440" w:header="720" w:footer="720" w:gutter="0"/>
-      <w:pgNumType w:start="1"/>
       <w:cols w:space="720"/>
+      <w:docGrid w:linePitch="360"/>
     </w:sectPr>
   </w:body>
 </w:document>
@@ -1975,18 +2117,6 @@
   <w:style w:type="paragraph" w:default="1" w:styleId="Normal">
     <w:name w:val="Normal"/>
     <w:qFormat/>
-    <w:rsid w:val="00442DC2"/>
-    <w:pPr>
-      <w:spacing w:after="0" w:line="276" w:lineRule="auto"/>
-    </w:pPr>
-    <w:rPr>
-      <w:rFonts w:ascii="Arial" w:eastAsia="Arial" w:hAnsi="Arial" w:cs="Arial"/>
-      <w:kern w:val="0"/>
-      <w:sz w:val="22"/>
-      <w:szCs w:val="22"/>
-      <w:lang w:val="en"/>
-      <w14:ligatures w14:val="none"/>
-    </w:rPr>
   </w:style>
   <w:style w:type="paragraph" w:styleId="Heading1">
     <w:name w:val="heading 1"/>
@@ -1995,7 +2125,7 @@
     <w:link w:val="Heading1Char"/>
     <w:uiPriority w:val="9"/>
     <w:qFormat/>
-    <w:rsid w:val="007608BC"/>
+    <w:rsid w:val="00C002E2"/>
     <w:pPr>
       <w:keepNext/>
       <w:keepLines/>
@@ -2017,7 +2147,7 @@
     <w:uiPriority w:val="9"/>
     <w:unhideWhenUsed/>
     <w:qFormat/>
-    <w:rsid w:val="007608BC"/>
+    <w:rsid w:val="00C002E2"/>
     <w:pPr>
       <w:keepNext/>
       <w:keepLines/>
@@ -2040,7 +2170,7 @@
     <w:semiHidden/>
     <w:unhideWhenUsed/>
     <w:qFormat/>
-    <w:rsid w:val="007608BC"/>
+    <w:rsid w:val="00C002E2"/>
     <w:pPr>
       <w:keepNext/>
       <w:keepLines/>
@@ -2063,7 +2193,7 @@
     <w:semiHidden/>
     <w:unhideWhenUsed/>
     <w:qFormat/>
-    <w:rsid w:val="007608BC"/>
+    <w:rsid w:val="00C002E2"/>
     <w:pPr>
       <w:keepNext/>
       <w:keepLines/>
@@ -2086,7 +2216,7 @@
     <w:semiHidden/>
     <w:unhideWhenUsed/>
     <w:qFormat/>
-    <w:rsid w:val="007608BC"/>
+    <w:rsid w:val="00C002E2"/>
     <w:pPr>
       <w:keepNext/>
       <w:keepLines/>
@@ -2107,11 +2237,11 @@
     <w:semiHidden/>
     <w:unhideWhenUsed/>
     <w:qFormat/>
-    <w:rsid w:val="007608BC"/>
+    <w:rsid w:val="00C002E2"/>
     <w:pPr>
       <w:keepNext/>
       <w:keepLines/>
-      <w:spacing w:before="40"/>
+      <w:spacing w:before="40" w:after="0"/>
       <w:outlineLvl w:val="5"/>
     </w:pPr>
     <w:rPr>
@@ -2130,11 +2260,11 @@
     <w:semiHidden/>
     <w:unhideWhenUsed/>
     <w:qFormat/>
-    <w:rsid w:val="007608BC"/>
+    <w:rsid w:val="00C002E2"/>
     <w:pPr>
       <w:keepNext/>
       <w:keepLines/>
-      <w:spacing w:before="40"/>
+      <w:spacing w:before="40" w:after="0"/>
       <w:outlineLvl w:val="6"/>
     </w:pPr>
     <w:rPr>
@@ -2151,10 +2281,11 @@
     <w:semiHidden/>
     <w:unhideWhenUsed/>
     <w:qFormat/>
-    <w:rsid w:val="007608BC"/>
+    <w:rsid w:val="00C002E2"/>
     <w:pPr>
       <w:keepNext/>
       <w:keepLines/>
+      <w:spacing w:after="0"/>
       <w:outlineLvl w:val="7"/>
     </w:pPr>
     <w:rPr>
@@ -2173,10 +2304,11 @@
     <w:semiHidden/>
     <w:unhideWhenUsed/>
     <w:qFormat/>
-    <w:rsid w:val="007608BC"/>
+    <w:rsid w:val="00C002E2"/>
     <w:pPr>
       <w:keepNext/>
       <w:keepLines/>
+      <w:spacing w:after="0"/>
       <w:outlineLvl w:val="8"/>
     </w:pPr>
     <w:rPr>
@@ -2216,7 +2348,7 @@
     <w:basedOn w:val="DefaultParagraphFont"/>
     <w:link w:val="Heading1"/>
     <w:uiPriority w:val="9"/>
-    <w:rsid w:val="007608BC"/>
+    <w:rsid w:val="00C002E2"/>
     <w:rPr>
       <w:rFonts w:asciiTheme="majorHAnsi" w:eastAsiaTheme="majorEastAsia" w:hAnsiTheme="majorHAnsi" w:cstheme="majorBidi"/>
       <w:color w:val="2F5496" w:themeColor="accent1" w:themeShade="BF"/>
@@ -2229,7 +2361,7 @@
     <w:basedOn w:val="DefaultParagraphFont"/>
     <w:link w:val="Heading2"/>
     <w:uiPriority w:val="9"/>
-    <w:rsid w:val="007608BC"/>
+    <w:rsid w:val="00C002E2"/>
     <w:rPr>
       <w:rFonts w:asciiTheme="majorHAnsi" w:eastAsiaTheme="majorEastAsia" w:hAnsiTheme="majorHAnsi" w:cstheme="majorBidi"/>
       <w:color w:val="2F5496" w:themeColor="accent1" w:themeShade="BF"/>
@@ -2243,7 +2375,7 @@
     <w:link w:val="Heading3"/>
     <w:uiPriority w:val="9"/>
     <w:semiHidden/>
-    <w:rsid w:val="007608BC"/>
+    <w:rsid w:val="00C002E2"/>
     <w:rPr>
       <w:rFonts w:eastAsiaTheme="majorEastAsia" w:cstheme="majorBidi"/>
       <w:color w:val="2F5496" w:themeColor="accent1" w:themeShade="BF"/>
@@ -2257,7 +2389,7 @@
     <w:link w:val="Heading4"/>
     <w:uiPriority w:val="9"/>
     <w:semiHidden/>
-    <w:rsid w:val="007608BC"/>
+    <w:rsid w:val="00C002E2"/>
     <w:rPr>
       <w:rFonts w:eastAsiaTheme="majorEastAsia" w:cstheme="majorBidi"/>
       <w:i/>
@@ -2271,7 +2403,7 @@
     <w:link w:val="Heading5"/>
     <w:uiPriority w:val="9"/>
     <w:semiHidden/>
-    <w:rsid w:val="007608BC"/>
+    <w:rsid w:val="00C002E2"/>
     <w:rPr>
       <w:rFonts w:eastAsiaTheme="majorEastAsia" w:cstheme="majorBidi"/>
       <w:color w:val="2F5496" w:themeColor="accent1" w:themeShade="BF"/>
@@ -2283,7 +2415,7 @@
     <w:link w:val="Heading6"/>
     <w:uiPriority w:val="9"/>
     <w:semiHidden/>
-    <w:rsid w:val="007608BC"/>
+    <w:rsid w:val="00C002E2"/>
     <w:rPr>
       <w:rFonts w:eastAsiaTheme="majorEastAsia" w:cstheme="majorBidi"/>
       <w:i/>
@@ -2297,7 +2429,7 @@
     <w:link w:val="Heading7"/>
     <w:uiPriority w:val="9"/>
     <w:semiHidden/>
-    <w:rsid w:val="007608BC"/>
+    <w:rsid w:val="00C002E2"/>
     <w:rPr>
       <w:rFonts w:eastAsiaTheme="majorEastAsia" w:cstheme="majorBidi"/>
       <w:color w:val="595959" w:themeColor="text1" w:themeTint="A6"/>
@@ -2309,7 +2441,7 @@
     <w:link w:val="Heading8"/>
     <w:uiPriority w:val="9"/>
     <w:semiHidden/>
-    <w:rsid w:val="007608BC"/>
+    <w:rsid w:val="00C002E2"/>
     <w:rPr>
       <w:rFonts w:eastAsiaTheme="majorEastAsia" w:cstheme="majorBidi"/>
       <w:i/>
@@ -2323,7 +2455,7 @@
     <w:link w:val="Heading9"/>
     <w:uiPriority w:val="9"/>
     <w:semiHidden/>
-    <w:rsid w:val="007608BC"/>
+    <w:rsid w:val="00C002E2"/>
     <w:rPr>
       <w:rFonts w:eastAsiaTheme="majorEastAsia" w:cstheme="majorBidi"/>
       <w:color w:val="272727" w:themeColor="text1" w:themeTint="D8"/>
@@ -2336,7 +2468,7 @@
     <w:link w:val="TitleChar"/>
     <w:uiPriority w:val="10"/>
     <w:qFormat/>
-    <w:rsid w:val="007608BC"/>
+    <w:rsid w:val="00C002E2"/>
     <w:pPr>
       <w:spacing w:after="80" w:line="240" w:lineRule="auto"/>
       <w:contextualSpacing/>
@@ -2354,7 +2486,7 @@
     <w:basedOn w:val="DefaultParagraphFont"/>
     <w:link w:val="Title"/>
     <w:uiPriority w:val="10"/>
-    <w:rsid w:val="007608BC"/>
+    <w:rsid w:val="00C002E2"/>
     <w:rPr>
       <w:rFonts w:asciiTheme="majorHAnsi" w:eastAsiaTheme="majorEastAsia" w:hAnsiTheme="majorHAnsi" w:cstheme="majorBidi"/>
       <w:spacing w:val="-10"/>
@@ -2370,7 +2502,7 @@
     <w:link w:val="SubtitleChar"/>
     <w:uiPriority w:val="11"/>
     <w:qFormat/>
-    <w:rsid w:val="007608BC"/>
+    <w:rsid w:val="00C002E2"/>
     <w:pPr>
       <w:numPr>
         <w:ilvl w:val="1"/>
@@ -2389,7 +2521,7 @@
     <w:basedOn w:val="DefaultParagraphFont"/>
     <w:link w:val="Subtitle"/>
     <w:uiPriority w:val="11"/>
-    <w:rsid w:val="007608BC"/>
+    <w:rsid w:val="00C002E2"/>
     <w:rPr>
       <w:rFonts w:eastAsiaTheme="majorEastAsia" w:cstheme="majorBidi"/>
       <w:color w:val="595959" w:themeColor="text1" w:themeTint="A6"/>
@@ -2405,7 +2537,7 @@
     <w:link w:val="QuoteChar"/>
     <w:uiPriority w:val="29"/>
     <w:qFormat/>
-    <w:rsid w:val="007608BC"/>
+    <w:rsid w:val="00C002E2"/>
     <w:pPr>
       <w:spacing w:before="160"/>
       <w:jc w:val="center"/>
@@ -2421,7 +2553,7 @@
     <w:basedOn w:val="DefaultParagraphFont"/>
     <w:link w:val="Quote"/>
     <w:uiPriority w:val="29"/>
-    <w:rsid w:val="007608BC"/>
+    <w:rsid w:val="00C002E2"/>
     <w:rPr>
       <w:i/>
       <w:iCs/>
@@ -2433,7 +2565,7 @@
     <w:basedOn w:val="Normal"/>
     <w:uiPriority w:val="34"/>
     <w:qFormat/>
-    <w:rsid w:val="007608BC"/>
+    <w:rsid w:val="00C002E2"/>
     <w:pPr>
       <w:ind w:left="720"/>
       <w:contextualSpacing/>
@@ -2444,7 +2576,7 @@
     <w:basedOn w:val="DefaultParagraphFont"/>
     <w:uiPriority w:val="21"/>
     <w:qFormat/>
-    <w:rsid w:val="007608BC"/>
+    <w:rsid w:val="00C002E2"/>
     <w:rPr>
       <w:i/>
       <w:iCs/>
@@ -2458,7 +2590,7 @@
     <w:link w:val="IntenseQuoteChar"/>
     <w:uiPriority w:val="30"/>
     <w:qFormat/>
-    <w:rsid w:val="007608BC"/>
+    <w:rsid w:val="00C002E2"/>
     <w:pPr>
       <w:pBdr>
         <w:top w:val="single" w:sz="4" w:space="10" w:color="2F5496" w:themeColor="accent1" w:themeShade="BF"/>
@@ -2479,7 +2611,7 @@
     <w:basedOn w:val="DefaultParagraphFont"/>
     <w:link w:val="IntenseQuote"/>
     <w:uiPriority w:val="30"/>
-    <w:rsid w:val="007608BC"/>
+    <w:rsid w:val="00C002E2"/>
     <w:rPr>
       <w:i/>
       <w:iCs/>
@@ -2491,7 +2623,7 @@
     <w:basedOn w:val="DefaultParagraphFont"/>
     <w:uiPriority w:val="32"/>
     <w:qFormat/>
-    <w:rsid w:val="007608BC"/>
+    <w:rsid w:val="00C002E2"/>
     <w:rPr>
       <w:b/>
       <w:bCs/>
